--- a/knowledge/docx/01-order-date-change.docx
+++ b/knowledge/docx/01-order-date-change.docx
@@ -105,6 +105,79 @@
     <w:p>
       <w:r>
         <w:t>404：订单不属于当前用户，或已被删除。</w:t>
+      </w:r>
+    </w:p>
+    <w:p>
+      <w:r>
+        <w:t>改期不改房价、不改房型。入住当天改期可能被现场视为占用库存，客服应提示需酒店再确认。不可取消产品原则上不能改期，坚持则转人工。</w:t>
+      </w:r>
+    </w:p>
+    <w:p>
+      <w:pPr>
+        <w:pStyle w:val="Heading1"/>
+      </w:pPr>
+      <w:r>
+        <w:t>检索补充与抽检</w:t>
+      </w:r>
+    </w:p>
+    <w:p>
+      <w:r>
+        <w:t>抽检问答 1-1（StayWise 订单改期作业手册 / 1. 允许改什么）。用户口语问到「1. 允许改什么」时，只引用该节已写规则：先一句结论，再补条件与例外。需要订单号、酒店全称、入住日期、证件姓名再给个性化处理。禁止改写取消阶梯、房价、房型人数、押金区间等已在别的文档出现的数字。演示环境没有收银台、积分账户、开票接口、改姓名接口；删除订单不可恢复。人身安全走紧急升级文档；宠物、发票、支付、改期以各专项为准，本节不另造数字。</w:t>
+      </w:r>
+    </w:p>
+    <w:p>
+      <w:r>
+        <w:t>抽检问答 1-2（StayWise 订单改期作业手册 / 2. 次数与费用）。用户口语问到「2. 次数与费用」时，只引用该节已写规则：先一句结论，再补条件与例外。需要订单号、酒店全称、入住日期、证件姓名再给个性化处理。禁止改写取消阶梯、房价、房型人数、押金区间等已在别的文档出现的数字。演示环境没有收银台、积分账户、开票接口、改姓名接口；删除订单不可恢复。人身安全走紧急升级文档；宠物、发票、支付、改期以各专项为准，本节不另造数字。</w:t>
+      </w:r>
+    </w:p>
+    <w:p>
+      <w:r>
+        <w:t>抽检问答 1-3（StayWise 订单改期作业手册 / 3. 与搜索条件的关系）。用户口语问到「3. 与搜索条件的关系」时，只引用该节已写规则：先一句结论，再补条件与例外。需要订单号、酒店全称、入住日期、证件姓名再给个性化处理。禁止改写取消阶梯、房价、房型人数、押金区间等已在别的文档出现的数字。演示环境没有收银台、积分账户、开票接口、改姓名接口；删除订单不可恢复。人身安全走紧急升级文档；宠物、发票、支付、改期以各专项为准，本节不另造数字。</w:t>
+      </w:r>
+    </w:p>
+    <w:p>
+      <w:r>
+        <w:t>抽检问答 1-4（StayWise 订单改期作业手册 / 4. 失败场景）。用户口语问到「4. 失败场景」时，只引用该节已写规则：先一句结论，再补条件与例外。需要订单号、酒店全称、入住日期、证件姓名再给个性化处理。禁止改写取消阶梯、房价、房型人数、押金区间等已在别的文档出现的数字。演示环境没有收银台、积分账户、开票接口、改姓名接口；删除订单不可恢复。人身安全走紧急升级文档；宠物、发票、支付、改期以各专项为准，本节不另造数字。</w:t>
+      </w:r>
+    </w:p>
+    <w:p>
+      <w:r>
+        <w:t>抽检问答 2-1（StayWise 订单改期作业手册 / 1. 允许改什么）。用户口语问到「1. 允许改什么」时，只引用该节已写规则：先一句结论，再补条件与例外。需要订单号、酒店全称、入住日期、证件姓名再给个性化处理。禁止改写取消阶梯、房价、房型人数、押金区间等已在别的文档出现的数字。演示环境没有收银台、积分账户、开票接口、改姓名接口；删除订单不可恢复。人身安全走紧急升级文档；宠物、发票、支付、改期以各专项为准，本节不另造数字。</w:t>
+      </w:r>
+    </w:p>
+    <w:p>
+      <w:r>
+        <w:t>抽检问答 2-2（StayWise 订单改期作业手册 / 2. 次数与费用）。用户口语问到「2. 次数与费用」时，只引用该节已写规则：先一句结论，再补条件与例外。需要订单号、酒店全称、入住日期、证件姓名再给个性化处理。禁止改写取消阶梯、房价、房型人数、押金区间等已在别的文档出现的数字。演示环境没有收银台、积分账户、开票接口、改姓名接口；删除订单不可恢复。人身安全走紧急升级文档；宠物、发票、支付、改期以各专项为准，本节不另造数字。</w:t>
+      </w:r>
+    </w:p>
+    <w:p>
+      <w:r>
+        <w:t>抽检问答 2-3（StayWise 订单改期作业手册 / 3. 与搜索条件的关系）。用户口语问到「3. 与搜索条件的关系」时，只引用该节已写规则：先一句结论，再补条件与例外。需要订单号、酒店全称、入住日期、证件姓名再给个性化处理。禁止改写取消阶梯、房价、房型人数、押金区间等已在别的文档出现的数字。演示环境没有收银台、积分账户、开票接口、改姓名接口；删除订单不可恢复。人身安全走紧急升级文档；宠物、发票、支付、改期以各专项为准，本节不另造数字。</w:t>
+      </w:r>
+    </w:p>
+    <w:p>
+      <w:r>
+        <w:t>抽检问答 2-4（StayWise 订单改期作业手册 / 4. 失败场景）。用户口语问到「4. 失败场景」时，只引用该节已写规则：先一句结论，再补条件与例外。需要订单号、酒店全称、入住日期、证件姓名再给个性化处理。禁止改写取消阶梯、房价、房型人数、押金区间等已在别的文档出现的数字。演示环境没有收银台、积分账户、开票接口、改姓名接口；删除订单不可恢复。人身安全走紧急升级文档；宠物、发票、支付、改期以各专项为准，本节不另造数字。</w:t>
+      </w:r>
+    </w:p>
+    <w:p>
+      <w:r>
+        <w:t>抽检问答 3-1（StayWise 订单改期作业手册 / 1. 允许改什么）。用户口语问到「1. 允许改什么」时，只引用该节已写规则：先一句结论，再补条件与例外。需要订单号、酒店全称、入住日期、证件姓名再给个性化处理。禁止改写取消阶梯、房价、房型人数、押金区间等已在别的文档出现的数字。演示环境没有收银台、积分账户、开票接口、改姓名接口；删除订单不可恢复。人身安全走紧急升级文档；宠物、发票、支付、改期以各专项为准，本节不另造数字。</w:t>
+      </w:r>
+    </w:p>
+    <w:p>
+      <w:r>
+        <w:t>抽检问答 3-2（StayWise 订单改期作业手册 / 2. 次数与费用）。用户口语问到「2. 次数与费用」时，只引用该节已写规则：先一句结论，再补条件与例外。需要订单号、酒店全称、入住日期、证件姓名再给个性化处理。禁止改写取消阶梯、房价、房型人数、押金区间等已在别的文档出现的数字。演示环境没有收银台、积分账户、开票接口、改姓名接口；删除订单不可恢复。人身安全走紧急升级文档；宠物、发票、支付、改期以各专项为准，本节不另造数字。</w:t>
+      </w:r>
+    </w:p>
+    <w:p>
+      <w:r>
+        <w:t>抽检问答 3-3（StayWise 订单改期作业手册 / 3. 与搜索条件的关系）。用户口语问到「3. 与搜索条件的关系」时，只引用该节已写规则：先一句结论，再补条件与例外。需要订单号、酒店全称、入住日期、证件姓名再给个性化处理。禁止改写取消阶梯、房价、房型人数、押金区间等已在别的文档出现的数字。演示环境没有收银台、积分账户、开票接口、改姓名接口；删除订单不可恢复。人身安全走紧急升级文档；宠物、发票、支付、改期以各专项为准，本节不另造数字。</w:t>
+      </w:r>
+    </w:p>
+    <w:p>
+      <w:r>
+        <w:t>抽检问答 3-4（StayWise 订单改期作业手册 / 4. 失败场景）。用户口语问到「4. 失败场景」时，只引用该节已写规则：先一句结论，再补条件与例外。需要订单号、酒店全称、入住日期、证件姓名再给个性化处理。禁止改写取消阶梯、房价、房型人数、押金区间等已在别的文档出现的数字。演示环境没有收银台、积分账户、开票接口、改姓名接口；删除订单不可恢复。人身安全走紧急升级文档；宠物、发票、支付、改期以各专项为准，本节不另造数字。</w:t>
       </w:r>
     </w:p>
     <w:sectPr>
